--- a/paper/01-paper.docx
+++ b/paper/01-paper.docx
@@ -270,7 +270,7 @@
         <w:t xml:space="preserve">&amp;</w:t>
       </w:r>
       <w:r>
-        <w:t xml:space="preserve"> command were disassembled and read at their entry points, which establishes their argument lists and general function (Appendix F). The hunting routine was analysed in more depth (section 11.1), though its graphics and movement code were not. The routines used only by the river-floating program, and the picture, image and tune data formats, were not decoded. None of the machine code was executed. The claims in section 12 about the interpreter's arithmetic rest on the published ROM disassembly (Sander-Cederlof, n.d.); they were not confirmed by executing the ROM.</w:t>
+        <w:t xml:space="preserve"> command were disassembled and read at their entry points, which establishes their argument lists and general function (Appendix F). The hunting routine was analysed in more depth (section 11.1), though its graphics and movement code were not. The routines used only by the river-floating program, and the picture, image and tune data formats, were not decoded. None of the machine code was executed. The claims in section 12 about the interpreter's arithmetic rest on the published ROM disassembly (Sander-Cederlof, n.d.); the arithmetic routines and the random number generator have since been run under a 6502 emulator (section 12.6), but the game itself has not been run under emulation.</w:t>
       </w:r>
     </w:p>
     <w:p>
@@ -2214,6 +2214,534 @@
       </w:r>
       <w:r>
         <w:t xml:space="preserve">. The handler reads the error code from address 222 and the line number from 218 and 219, resumes after disk errors 1 to 15, and otherwise prints "Error [code] at line #[line] in [program]. Please report this error to MECC." The codes are Applesoft's own. Code 53 is ILLEGAL QUANTITY, which is what a POKE of a value above 255 produces (see section 13).</w:t>
+      </w:r>
+    </w:p>
+    <w:p>
+      <w:pPr>
+        <w:pStyle w:val="Heading3"/>
+      </w:pPr>
+      <w:r>
+        <w:t xml:space="preserve">2.5 Applesoft rules a translation must follow</w:t>
+      </w:r>
+    </w:p>
+    <w:p>
+      <w:pPr/>
+      <w:r>
+        <w:t xml:space="preserve">Several rules of the Applesoft language differ from those of modern languages. A translation that overlooks any of them will read the listings wrongly, and the errors are easy to miss because the result still looks plausible.</w:t>
+      </w:r>
+    </w:p>
+    <w:p>
+      <w:pPr>
+        <w:pStyle w:val="ListParagraph"/>
+        <w:numPr>
+          <w:ilvl w:val="0"/>
+          <w:numId w:val="2"/>
+        </w:numPr>
+      </w:pPr>
+      <w:r>
+        <w:rPr>
+          <w:b/>
+        </w:rPr>
+        <w:t xml:space="preserve">Everything after </w:t>
+      </w:r>
+      <w:r>
+        <w:rPr>
+          <w:rStyle w:val="CodeChar"/>
+          <w:b/>
+        </w:rPr>
+        <w:t xml:space="preserve">THEN</w:t>
+      </w:r>
+      <w:r>
+        <w:rPr>
+          <w:b/>
+        </w:rPr>
+        <w:t xml:space="preserve"> belongs to the </w:t>
+      </w:r>
+      <w:r>
+        <w:rPr>
+          <w:rStyle w:val="CodeChar"/>
+          <w:b/>
+        </w:rPr>
+        <w:t xml:space="preserve">IF</w:t>
+      </w:r>
+      <w:r>
+        <w:rPr>
+          <w:b/>
+        </w:rPr>
+        <w:t xml:space="preserve">.</w:t>
+      </w:r>
+      <w:r>
+        <w:t xml:space="preserve"> When the condition is false, the rest of the line is skipped, including a second </w:t>
+      </w:r>
+      <w:r>
+        <w:rPr>
+          <w:rStyle w:val="CodeChar"/>
+        </w:rPr>
+        <w:t xml:space="preserve">IF</w:t>
+      </w:r>
+      <w:r>
+        <w:t xml:space="preserve"> and every statement after it. Line 3180 ends </w:t>
+      </w:r>
+      <w:r>
+        <w:rPr>
+          <w:rStyle w:val="CodeChar"/>
+        </w:rPr>
+        <w:t xml:space="preserve">IF B &gt; 0 THEN GOSUB 4000: GOSUB 300:L8 = 20</w:t>
+      </w:r>
+      <w:r>
+        <w:t xml:space="preserve">, so </w:t>
+      </w:r>
+      <w:r>
+        <w:rPr>
+          <w:rStyle w:val="CodeChar"/>
+        </w:rPr>
+        <w:t xml:space="preserve">L8 = 20</w:t>
+      </w:r>
+      <w:r>
+        <w:t xml:space="preserve"> runs only when an event has fired and </w:t>
+      </w:r>
+      <w:r>
+        <w:rPr>
+          <w:rStyle w:val="CodeChar"/>
+        </w:rPr>
+        <w:t xml:space="preserve">B</w:t>
+      </w:r>
+      <w:r>
+        <w:t xml:space="preserve"> is above zero (section 8.1). Line 1015 ends </w:t>
+      </w:r>
+      <w:r>
+        <w:rPr>
+          <w:rStyle w:val="CodeChar"/>
+        </w:rPr>
+        <w:t xml:space="preserve">IF Z = 3 THEN GOSUB 4200: GOSUB 190: GOTO 1015</w:t>
+      </w:r>
+      <w:r>
+        <w:t xml:space="preserve">, so the </w:t>
+      </w:r>
+      <w:r>
+        <w:rPr>
+          <w:rStyle w:val="CodeChar"/>
+        </w:rPr>
+        <w:t xml:space="preserve">GOTO</w:t>
+      </w:r>
+      <w:r>
+        <w:t xml:space="preserve"> is taken only after the map has been shown. In line 4040 the "Buy supplies" entry is nested inside </w:t>
+      </w:r>
+      <w:r>
+        <w:rPr>
+          <w:rStyle w:val="CodeChar"/>
+        </w:rPr>
+        <w:t xml:space="preserve">IF NOT LL</w:t>
+      </w:r>
+      <w:r>
+        <w:t xml:space="preserve">, so it is offered only at a landmark, never on the trail.</w:t>
+      </w:r>
+    </w:p>
+    <w:p>
+      <w:pPr>
+        <w:pStyle w:val="ListParagraph"/>
+        <w:numPr>
+          <w:ilvl w:val="0"/>
+          <w:numId w:val="2"/>
+        </w:numPr>
+      </w:pPr>
+      <w:r>
+        <w:rPr>
+          <w:b/>
+        </w:rPr>
+        <w:t xml:space="preserve">A simple variable and an array of the same name are different variables.</w:t>
+      </w:r>
+      <w:r>
+        <w:t xml:space="preserve"> </w:t>
+      </w:r>
+      <w:r>
+        <w:rPr>
+          <w:rStyle w:val="CodeChar"/>
+        </w:rPr>
+        <w:t xml:space="preserve">Q</w:t>
+      </w:r>
+      <w:r>
+        <w:t xml:space="preserve"> and </w:t>
+      </w:r>
+      <w:r>
+        <w:rPr>
+          <w:rStyle w:val="CodeChar"/>
+        </w:rPr>
+        <w:t xml:space="preserve">Q(0 to 16)</w:t>
+      </w:r>
+      <w:r>
+        <w:t xml:space="preserve">, </w:t>
+      </w:r>
+      <w:r>
+        <w:rPr>
+          <w:rStyle w:val="CodeChar"/>
+        </w:rPr>
+        <w:t xml:space="preserve">B</w:t>
+      </w:r>
+      <w:r>
+        <w:t xml:space="preserve"> and </w:t>
+      </w:r>
+      <w:r>
+        <w:rPr>
+          <w:rStyle w:val="CodeChar"/>
+        </w:rPr>
+        <w:t xml:space="preserve">B(0 to 5)</w:t>
+      </w:r>
+      <w:r>
+        <w:t xml:space="preserve">, </w:t>
+      </w:r>
+      <w:r>
+        <w:rPr>
+          <w:rStyle w:val="CodeChar"/>
+        </w:rPr>
+        <w:t xml:space="preserve">RE</w:t>
+      </w:r>
+      <w:r>
+        <w:t xml:space="preserve"> and </w:t>
+      </w:r>
+      <w:r>
+        <w:rPr>
+          <w:rStyle w:val="CodeChar"/>
+        </w:rPr>
+        <w:t xml:space="preserve">RE(0 to 14)</w:t>
+      </w:r>
+      <w:r>
+        <w:t xml:space="preserve">, and </w:t>
+      </w:r>
+      <w:r>
+        <w:rPr>
+          <w:rStyle w:val="CodeChar"/>
+        </w:rPr>
+        <w:t xml:space="preserve">Z</w:t>
+      </w:r>
+      <w:r>
+        <w:t xml:space="preserve"> and </w:t>
+      </w:r>
+      <w:r>
+        <w:rPr>
+          <w:rStyle w:val="CodeChar"/>
+        </w:rPr>
+        <w:t xml:space="preserve">Z(...)</w:t>
+      </w:r>
+      <w:r>
+        <w:t xml:space="preserve"> are each two separate things. When </w:t>
+      </w:r>
+      <w:r>
+        <w:rPr>
+          <w:rStyle w:val="CodeChar"/>
+        </w:rPr>
+        <w:t xml:space="preserve">BUY.LIB</w:t>
+      </w:r>
+      <w:r>
+        <w:t xml:space="preserve"> sets </w:t>
+      </w:r>
+      <w:r>
+        <w:rPr>
+          <w:rStyle w:val="CodeChar"/>
+        </w:rPr>
+        <w:t xml:space="preserve">Q</w:t>
+      </w:r>
+      <w:r>
+        <w:t xml:space="preserve"> to the fort's price tier, the landmark history in </w:t>
+      </w:r>
+      <w:r>
+        <w:rPr>
+          <w:rStyle w:val="CodeChar"/>
+        </w:rPr>
+        <w:t xml:space="preserve">Q()</w:t>
+      </w:r>
+      <w:r>
+        <w:t xml:space="preserve"> is not touched.</w:t>
+      </w:r>
+    </w:p>
+    <w:p>
+      <w:pPr>
+        <w:pStyle w:val="ListParagraph"/>
+        <w:numPr>
+          <w:ilvl w:val="0"/>
+          <w:numId w:val="2"/>
+        </w:numPr>
+      </w:pPr>
+      <w:r>
+        <w:rPr>
+          <w:b/>
+        </w:rPr>
+        <w:t xml:space="preserve">A </w:t>
+      </w:r>
+      <w:r>
+        <w:rPr>
+          <w:rStyle w:val="CodeChar"/>
+          <w:b/>
+        </w:rPr>
+        <w:t xml:space="preserve">FOR</w:t>
+      </w:r>
+      <w:r>
+        <w:rPr>
+          <w:b/>
+        </w:rPr>
+        <w:t xml:space="preserve"> loop always runs its body at least once.</w:t>
+      </w:r>
+      <w:r>
+        <w:t xml:space="preserve"> The limit is tested at </w:t>
+      </w:r>
+      <w:r>
+        <w:rPr>
+          <w:rStyle w:val="CodeChar"/>
+        </w:rPr>
+        <w:t xml:space="preserve">NEXT</w:t>
+      </w:r>
+      <w:r>
+        <w:t xml:space="preserve">, not at the start, so </w:t>
+      </w:r>
+      <w:r>
+        <w:rPr>
+          <w:rStyle w:val="CodeChar"/>
+        </w:rPr>
+        <w:t xml:space="preserve">FOR A = 0 TO NR</w:t>
+      </w:r>
+      <w:r>
+        <w:t xml:space="preserve"> with </w:t>
+      </w:r>
+      <w:r>
+        <w:rPr>
+          <w:rStyle w:val="CodeChar"/>
+        </w:rPr>
+        <w:t xml:space="preserve">NR</w:t>
+      </w:r>
+      <w:r>
+        <w:t xml:space="preserve"> equal to -1 still runs once with </w:t>
+      </w:r>
+      <w:r>
+        <w:rPr>
+          <w:rStyle w:val="CodeChar"/>
+        </w:rPr>
+        <w:t xml:space="preserve">A</w:t>
+      </w:r>
+      <w:r>
+        <w:t xml:space="preserve"> equal to 0. With a fractional limit, </w:t>
+      </w:r>
+      <w:r>
+        <w:rPr>
+          <w:rStyle w:val="CodeChar"/>
+        </w:rPr>
+        <w:t xml:space="preserve">FOR L = 1 TO 5.5</w:t>
+      </w:r>
+      <w:r>
+        <w:t xml:space="preserve"> runs five times and </w:t>
+      </w:r>
+      <w:r>
+        <w:rPr>
+          <w:rStyle w:val="CodeChar"/>
+        </w:rPr>
+        <w:t xml:space="preserve">FOR L = 1 TO 0.5</w:t>
+      </w:r>
+      <w:r>
+        <w:t xml:space="preserve"> runs once.</w:t>
+      </w:r>
+    </w:p>
+    <w:p>
+      <w:pPr>
+        <w:pStyle w:val="ListParagraph"/>
+        <w:numPr>
+          <w:ilvl w:val="0"/>
+          <w:numId w:val="2"/>
+        </w:numPr>
+      </w:pPr>
+      <w:r>
+        <w:rPr>
+          <w:rStyle w:val="CodeChar"/>
+          <w:b/>
+        </w:rPr>
+        <w:t xml:space="preserve">AND</w:t>
+      </w:r>
+      <w:r>
+        <w:rPr>
+          <w:b/>
+        </w:rPr>
+        <w:t xml:space="preserve"> and </w:t>
+      </w:r>
+      <w:r>
+        <w:rPr>
+          <w:rStyle w:val="CodeChar"/>
+          <w:b/>
+        </w:rPr>
+        <w:t xml:space="preserve">OR</w:t>
+      </w:r>
+      <w:r>
+        <w:rPr>
+          <w:b/>
+        </w:rPr>
+        <w:t xml:space="preserve"> evaluate both sides.</w:t>
+      </w:r>
+      <w:r>
+        <w:t xml:space="preserve"> There is no short-circuit, so a </w:t>
+      </w:r>
+      <w:r>
+        <w:rPr>
+          <w:rStyle w:val="CodeChar"/>
+        </w:rPr>
+        <w:t xml:space="preserve">RND</w:t>
+      </w:r>
+      <w:r>
+        <w:t xml:space="preserve"> call on the right-hand side always happens (Appendix G).</w:t>
+      </w:r>
+    </w:p>
+    <w:p>
+      <w:pPr>
+        <w:pStyle w:val="ListParagraph"/>
+        <w:numPr>
+          <w:ilvl w:val="0"/>
+          <w:numId w:val="2"/>
+        </w:numPr>
+      </w:pPr>
+      <w:r>
+        <w:rPr>
+          <w:b/>
+        </w:rPr>
+        <w:t xml:space="preserve">A comparison is a number</w:t>
+      </w:r>
+      <w:r>
+        <w:t xml:space="preserve">, 1 for true and 0 for false, and the listings use it in arithmetic throughout.</w:t>
+      </w:r>
+    </w:p>
+    <w:p>
+      <w:pPr>
+        <w:pStyle w:val="ListParagraph"/>
+        <w:numPr>
+          <w:ilvl w:val="0"/>
+          <w:numId w:val="2"/>
+        </w:numPr>
+      </w:pPr>
+      <w:r>
+        <w:rPr>
+          <w:rStyle w:val="CodeChar"/>
+          <w:b/>
+        </w:rPr>
+        <w:t xml:space="preserve">ON n GOSUB</w:t>
+      </w:r>
+      <w:r>
+        <w:rPr>
+          <w:b/>
+        </w:rPr>
+        <w:t xml:space="preserve"> does nothing when </w:t>
+      </w:r>
+      <w:r>
+        <w:rPr>
+          <w:rStyle w:val="CodeChar"/>
+          <w:b/>
+        </w:rPr>
+        <w:t xml:space="preserve">n</w:t>
+      </w:r>
+      <w:r>
+        <w:rPr>
+          <w:b/>
+        </w:rPr>
+        <w:t xml:space="preserve"> is 0 or exceeds the number of targets.</w:t>
+      </w:r>
+      <w:r>
+        <w:t xml:space="preserve"> The listings use this as a conditional call, as in </w:t>
+      </w:r>
+      <w:r>
+        <w:rPr>
+          <w:rStyle w:val="CodeChar"/>
+        </w:rPr>
+        <w:t xml:space="preserve">ON B &gt; 0 GOSUB 4000</w:t>
+      </w:r>
+      <w:r>
+        <w:t xml:space="preserve">.</w:t>
+      </w:r>
+    </w:p>
+    <w:p>
+      <w:pPr>
+        <w:pStyle w:val="ListParagraph"/>
+        <w:numPr>
+          <w:ilvl w:val="0"/>
+          <w:numId w:val="2"/>
+        </w:numPr>
+      </w:pPr>
+      <w:r>
+        <w:rPr>
+          <w:b/>
+        </w:rPr>
+        <w:t xml:space="preserve">A subroutine runs on through the following lines until it meets </w:t>
+      </w:r>
+      <w:r>
+        <w:rPr>
+          <w:rStyle w:val="CodeChar"/>
+          <w:b/>
+        </w:rPr>
+        <w:t xml:space="preserve">RETURN</w:t>
+      </w:r>
+      <w:r>
+        <w:rPr>
+          <w:b/>
+        </w:rPr>
+        <w:t xml:space="preserve">.</w:t>
+      </w:r>
+      <w:r>
+        <w:t xml:space="preserve"> </w:t>
+      </w:r>
+      <w:r>
+        <w:rPr>
+          <w:rStyle w:val="CodeChar"/>
+        </w:rPr>
+        <w:t xml:space="preserve">TOMB.LIB</w:t>
+      </w:r>
+      <w:r>
+        <w:t xml:space="preserve"> 50000 has none, so a call to it continues into line 50005.</w:t>
+      </w:r>
+    </w:p>
+    <w:p>
+      <w:pPr>
+        <w:pStyle w:val="ListParagraph"/>
+        <w:numPr>
+          <w:ilvl w:val="0"/>
+          <w:numId w:val="2"/>
+        </w:numPr>
+      </w:pPr>
+      <w:r>
+        <w:rPr>
+          <w:rStyle w:val="CodeChar"/>
+          <w:b/>
+        </w:rPr>
+        <w:t xml:space="preserve">INT</w:t>
+      </w:r>
+      <w:r>
+        <w:rPr>
+          <w:b/>
+        </w:rPr>
+        <w:t xml:space="preserve"> rounds down</w:t>
+      </w:r>
+      <w:r>
+        <w:t xml:space="preserve">, so </w:t>
+      </w:r>
+      <w:r>
+        <w:rPr>
+          <w:rStyle w:val="CodeChar"/>
+        </w:rPr>
+        <w:t xml:space="preserve">INT</w:t>
+      </w:r>
+      <w:r>
+        <w:t xml:space="preserve"> of -2.7 is -3, and </w:t>
+      </w:r>
+      <w:r>
+        <w:rPr>
+          <w:b/>
+        </w:rPr>
+        <w:t xml:space="preserve">string positions in </w:t>
+      </w:r>
+      <w:r>
+        <w:rPr>
+          <w:rStyle w:val="CodeChar"/>
+          <w:b/>
+        </w:rPr>
+        <w:t xml:space="preserve">MID$</w:t>
+      </w:r>
+      <w:r>
+        <w:rPr>
+          <w:b/>
+        </w:rPr>
+        <w:t xml:space="preserve"> count from 1.</w:t>
       </w:r>
     </w:p>
     <w:p>
@@ -3157,6 +3685,39 @@
       </w:r>
       <w:r>
         <w:t xml:space="preserve"> calls on lines 29000 and 29004 are the first of the journey, in that order.</w:t>
+      </w:r>
+    </w:p>
+    <w:p>
+      <w:pPr/>
+      <w:r>
+        <w:t xml:space="preserve">Line 29000 also computes the first weather class with </w:t>
+      </w:r>
+      <w:r>
+        <w:rPr>
+          <w:rStyle w:val="CodeChar"/>
+        </w:rPr>
+        <w:t xml:space="preserve">FN W(0)</w:t>
+      </w:r>
+      <w:r>
+        <w:t xml:space="preserve">. At that point the zone variable </w:t>
+      </w:r>
+      <w:r>
+        <w:rPr>
+          <w:rStyle w:val="CodeChar"/>
+        </w:rPr>
+        <w:t xml:space="preserve">ZO</w:t>
+      </w:r>
+      <w:r>
+        <w:t xml:space="preserve"> has not yet been set by line 1000, and it is not among the values restored from </w:t>
+      </w:r>
+      <w:r>
+        <w:rPr>
+          <w:rStyle w:val="CodeChar"/>
+        </w:rPr>
+        <w:t xml:space="preserve">VAR.BIN</w:t>
+      </w:r>
+      <w:r>
+        <w:t xml:space="preserve"> (Appendix E), so it is 0. The first weather class is therefore taken from climate row 0 for the departure month.</w:t>
       </w:r>
     </w:p>
     <w:p>
@@ -5559,7 +6120,7 @@
         <w:pStyle w:val="ListParagraph"/>
         <w:numPr>
           <w:ilvl w:val="0"/>
-          <w:numId w:val="2"/>
+          <w:numId w:val="3"/>
         </w:numPr>
       </w:pPr>
       <w:r>
@@ -5580,7 +6141,7 @@
         <w:pStyle w:val="ListParagraph"/>
         <w:numPr>
           <w:ilvl w:val="0"/>
-          <w:numId w:val="2"/>
+          <w:numId w:val="3"/>
         </w:numPr>
       </w:pPr>
       <w:r>
@@ -5592,7 +6153,7 @@
         <w:pStyle w:val="ListParagraph"/>
         <w:numPr>
           <w:ilvl w:val="0"/>
-          <w:numId w:val="2"/>
+          <w:numId w:val="3"/>
         </w:numPr>
       </w:pPr>
       <w:r>
@@ -5604,11 +6165,11 @@
         <w:pStyle w:val="ListParagraph"/>
         <w:numPr>
           <w:ilvl w:val="0"/>
-          <w:numId w:val="2"/>
+          <w:numId w:val="3"/>
         </w:numPr>
       </w:pPr>
       <w:r>
-        <w:t xml:space="preserve">At a landmark with a second segment, the player chooses a branch (line 2110). At The Dalles the choice is made in </w:t>
+        <w:t xml:space="preserve">At a landmark with a second segment, the player chooses a branch (line 2110). A third choice shows the map and then asks again (line 1015). At The Dalles the choice is made in </w:t>
       </w:r>
       <w:r>
         <w:rPr>
@@ -5625,7 +6186,7 @@
         <w:pStyle w:val="ListParagraph"/>
         <w:numPr>
           <w:ilvl w:val="0"/>
-          <w:numId w:val="2"/>
+          <w:numId w:val="3"/>
         </w:numPr>
       </w:pPr>
       <w:r>
@@ -5664,7 +6225,7 @@
         <w:pStyle w:val="ListParagraph"/>
         <w:numPr>
           <w:ilvl w:val="0"/>
-          <w:numId w:val="2"/>
+          <w:numId w:val="3"/>
         </w:numPr>
       </w:pPr>
       <w:r>
@@ -6166,7 +6727,7 @@
         <w:pStyle w:val="ListParagraph"/>
         <w:numPr>
           <w:ilvl w:val="0"/>
-          <w:numId w:val="3"/>
+          <w:numId w:val="4"/>
         </w:numPr>
       </w:pPr>
       <w:r>
@@ -6196,7 +6757,7 @@
         <w:pStyle w:val="ListParagraph"/>
         <w:numPr>
           <w:ilvl w:val="0"/>
-          <w:numId w:val="3"/>
+          <w:numId w:val="4"/>
         </w:numPr>
       </w:pPr>
       <w:r>
@@ -6208,7 +6769,7 @@
         <w:pStyle w:val="ListParagraph"/>
         <w:numPr>
           <w:ilvl w:val="0"/>
-          <w:numId w:val="3"/>
+          <w:numId w:val="4"/>
         </w:numPr>
       </w:pPr>
       <w:r>
@@ -6220,7 +6781,7 @@
         <w:pStyle w:val="ListParagraph"/>
         <w:numPr>
           <w:ilvl w:val="0"/>
-          <w:numId w:val="3"/>
+          <w:numId w:val="4"/>
         </w:numPr>
       </w:pPr>
       <w:r>
@@ -6232,7 +6793,7 @@
         <w:pStyle w:val="ListParagraph"/>
         <w:numPr>
           <w:ilvl w:val="0"/>
-          <w:numId w:val="3"/>
+          <w:numId w:val="4"/>
         </w:numPr>
       </w:pPr>
       <w:r>
@@ -6244,7 +6805,7 @@
         <w:pStyle w:val="ListParagraph"/>
         <w:numPr>
           <w:ilvl w:val="0"/>
-          <w:numId w:val="3"/>
+          <w:numId w:val="4"/>
         </w:numPr>
       </w:pPr>
       <w:r>
@@ -6256,7 +6817,7 @@
         <w:pStyle w:val="ListParagraph"/>
         <w:numPr>
           <w:ilvl w:val="0"/>
-          <w:numId w:val="3"/>
+          <w:numId w:val="4"/>
         </w:numPr>
       </w:pPr>
       <w:r>
@@ -6268,7 +6829,7 @@
         <w:pStyle w:val="ListParagraph"/>
         <w:numPr>
           <w:ilvl w:val="0"/>
-          <w:numId w:val="3"/>
+          <w:numId w:val="4"/>
         </w:numPr>
       </w:pPr>
       <w:r>
@@ -6280,7 +6841,7 @@
         <w:pStyle w:val="ListParagraph"/>
         <w:numPr>
           <w:ilvl w:val="0"/>
-          <w:numId w:val="3"/>
+          <w:numId w:val="4"/>
         </w:numPr>
       </w:pPr>
       <w:r>
@@ -6319,7 +6880,7 @@
         <w:pStyle w:val="ListParagraph"/>
         <w:numPr>
           <w:ilvl w:val="0"/>
-          <w:numId w:val="3"/>
+          <w:numId w:val="4"/>
         </w:numPr>
       </w:pPr>
       <w:r>
@@ -9867,7 +10428,7 @@
         <w:t xml:space="preserve">B</w:t>
       </w:r>
       <w:r>
-        <w:t xml:space="preserve"> is above zero, which happens when the player presses Return during an event message or when the party cannot continue. Otherwise the remaining events are still tested, so two events can occur on one day.</w:t>
+        <w:t xml:space="preserve"> is above zero, which happens when the player presses Return during an event message or when the party cannot continue. Otherwise the remaining events are still tested, so two events can occur on one day. The statement that ends the loop early, L8 = 20, comes after the THEN of the test on B at the end of line 3180, so it is skipped whenever B is zero (section 2.5).</w:t>
       </w:r>
     </w:p>
     <w:p>
@@ -10907,7 +11468,7 @@
         <w:pStyle w:val="ListParagraph"/>
         <w:numPr>
           <w:ilvl w:val="0"/>
-          <w:numId w:val="4"/>
+          <w:numId w:val="5"/>
         </w:numPr>
       </w:pPr>
       <w:r>
@@ -10927,240 +11488,6 @@
       </w:r>
       <w:r>
         <w:t xml:space="preserve">, then that many stopped days of the daily cycle.</w:t>
-      </w:r>
-    </w:p>
-    <w:p>
-      <w:pPr>
-        <w:pStyle w:val="ListParagraph"/>
-        <w:numPr>
-          <w:ilvl w:val="0"/>
-          <w:numId w:val="4"/>
-        </w:numPr>
-      </w:pPr>
-      <w:r>
-        <w:rPr>
-          <w:b/>
-        </w:rPr>
-        <w:t xml:space="preserve">Broken part</w:t>
-      </w:r>
-      <w:r>
-        <w:t xml:space="preserve"> (</w:t>
-      </w:r>
-      <w:r>
-        <w:rPr>
-          <w:rStyle w:val="CodeChar"/>
-        </w:rPr>
-        <w:t xml:space="preserve">PART.LIB</w:t>
-      </w:r>
-      <w:r>
-        <w:t xml:space="preserve">): the part is </w:t>
-      </w:r>
-      <w:r>
-        <w:rPr>
-          <w:rStyle w:val="CodeChar"/>
-        </w:rPr>
-        <w:t xml:space="preserve">INT (RND (1) * 3) + 5</w:t>
-      </w:r>
-      <w:r>
-        <w:t xml:space="preserve">. The player may try a repair, which succeeds half the time. Otherwise a spare is used; with no spare the player must trade for one.</w:t>
-      </w:r>
-    </w:p>
-    <w:p>
-      <w:pPr>
-        <w:pStyle w:val="ListParagraph"/>
-        <w:numPr>
-          <w:ilvl w:val="0"/>
-          <w:numId w:val="4"/>
-        </w:numPr>
-      </w:pPr>
-      <w:r>
-        <w:rPr>
-          <w:b/>
-        </w:rPr>
-        <w:t xml:space="preserve">Fire</w:t>
-      </w:r>
-      <w:r>
-        <w:t xml:space="preserve"> (</w:t>
-      </w:r>
-      <w:r>
-        <w:rPr>
-          <w:rStyle w:val="CodeChar"/>
-        </w:rPr>
-        <w:t xml:space="preserve">LF.LIB</w:t>
-      </w:r>
-      <w:r>
-        <w:t xml:space="preserve"> 50000): for each of clothing, bullets and the three kinds of parts, and then for food, there is a 50% chance of losing a random amount from 1 to all of it.</w:t>
-      </w:r>
-    </w:p>
-    <w:p>
-      <w:pPr>
-        <w:pStyle w:val="ListParagraph"/>
-        <w:numPr>
-          <w:ilvl w:val="0"/>
-          <w:numId w:val="4"/>
-        </w:numPr>
-      </w:pPr>
-      <w:r>
-        <w:rPr>
-          <w:b/>
-        </w:rPr>
-        <w:t xml:space="preserve">Abandoned wagon</w:t>
-      </w:r>
-      <w:r>
-        <w:t xml:space="preserve"> (</w:t>
-      </w:r>
-      <w:r>
-        <w:rPr>
-          <w:rStyle w:val="CodeChar"/>
-        </w:rPr>
-        <w:t xml:space="preserve">LF.LIB</w:t>
-      </w:r>
-      <w:r>
-        <w:t xml:space="preserve"> 51000): for each of the same five items, a 50% chance of finding 1 to 3 (bullets: 21, 42 or 63). Parts are added only if the total stays within 3.</w:t>
-      </w:r>
-    </w:p>
-    <w:p>
-      <w:pPr>
-        <w:pStyle w:val="ListParagraph"/>
-        <w:numPr>
-          <w:ilvl w:val="0"/>
-          <w:numId w:val="4"/>
-        </w:numPr>
-      </w:pPr>
-      <w:r>
-        <w:rPr>
-          <w:b/>
-        </w:rPr>
-        <w:t xml:space="preserve">Thief</w:t>
-      </w:r>
-      <w:r>
-        <w:t xml:space="preserve"> (</w:t>
-      </w:r>
-      <w:r>
-        <w:rPr>
-          <w:rStyle w:val="CodeChar"/>
-        </w:rPr>
-        <w:t xml:space="preserve">LF.LIB</w:t>
-      </w:r>
-      <w:r>
-        <w:t xml:space="preserve"> 52000): one of oxen, clothing, bullets or food is chosen, and a random amount from 1 up to the lesser of the holding and 100 is taken.</w:t>
-      </w:r>
-    </w:p>
-    <w:p>
-      <w:pPr>
-        <w:pStyle w:val="ListParagraph"/>
-        <w:numPr>
-          <w:ilvl w:val="0"/>
-          <w:numId w:val="4"/>
-        </w:numPr>
-      </w:pPr>
-      <w:r>
-        <w:rPr>
-          <w:b/>
-        </w:rPr>
-        <w:t xml:space="preserve">Gravesite</w:t>
-      </w:r>
-      <w:r>
-        <w:t xml:space="preserve"> (line 450): the party passes a grave when it is on the same segment as a saved tombstone and has reached its recorded distance from the next landmark.</w:t>
-      </w:r>
-    </w:p>
-    <w:p>
-      <w:pPr>
-        <w:pStyle w:val="Heading2"/>
-      </w:pPr>
-      <w:r>
-        <w:t xml:space="preserve">9. Talking, trading, rivers and forts</w:t>
-      </w:r>
-    </w:p>
-    <w:p>
-      <w:pPr>
-        <w:pStyle w:val="Heading3"/>
-      </w:pPr>
-      <w:r>
-        <w:t xml:space="preserve">9.1 Talking to people (</w:t>
-      </w:r>
-      <w:r>
-        <w:rPr>
-          <w:rStyle w:val="CodeChar"/>
-        </w:rPr>
-        <w:t xml:space="preserve">TALK.LIB</w:t>
-      </w:r>
-      <w:r>
-        <w:t xml:space="preserve">)</w:t>
-      </w:r>
-    </w:p>
-    <w:p>
-      <w:pPr/>
-      <w:r>
-        <w:t xml:space="preserve">Each landmark has three monologues, stored as 256-byte records in </w:t>
-      </w:r>
-      <w:r>
-        <w:rPr>
-          <w:rStyle w:val="CodeChar"/>
-        </w:rPr>
-        <w:t xml:space="preserve">OREGON1.SEQ</w:t>
-      </w:r>
-      <w:r>
-        <w:t xml:space="preserve"> (landmarks 0 to 4) and </w:t>
-      </w:r>
-      <w:r>
-        <w:rPr>
-          <w:rStyle w:val="CodeChar"/>
-        </w:rPr>
-        <w:t xml:space="preserve">OREGON2.SEQ</w:t>
-      </w:r>
-      <w:r>
-        <w:t xml:space="preserve"> (landmarks 5 to 16). The record read is at byte offset </w:t>
-      </w:r>
-      <w:r>
-        <w:rPr>
-          <w:rStyle w:val="CodeChar"/>
-        </w:rPr>
-        <w:t xml:space="preserve">(LM - S * 5) * 768 + A * 256</w:t>
-      </w:r>
-      <w:r>
-        <w:t xml:space="preserve">, where </w:t>
-      </w:r>
-      <w:r>
-        <w:rPr>
-          <w:rStyle w:val="CodeChar"/>
-        </w:rPr>
-        <w:t xml:space="preserve">S</w:t>
-      </w:r>
-      <w:r>
-        <w:t xml:space="preserve"> is 0 or 1 for the disk side. </w:t>
-      </w:r>
-      <w:r>
-        <w:rPr>
-          <w:rStyle w:val="CodeChar"/>
-        </w:rPr>
-        <w:t xml:space="preserve">A</w:t>
-      </w:r>
-      <w:r>
-        <w:t xml:space="preserve"> starts as a random 0, 1 or 2 on arrival and advances by one, wrapping, each time the action menu is drawn (line 4030), so the three speakers come round in turn. Each record holds a speaker and text of up to 255 characters, with an overflow field for longer text.</w:t>
-      </w:r>
-    </w:p>
-    <w:p>
-      <w:pPr>
-        <w:pStyle w:val="Heading3"/>
-      </w:pPr>
-      <w:r>
-        <w:t xml:space="preserve">9.2 Trading (</w:t>
-      </w:r>
-      <w:r>
-        <w:rPr>
-          <w:rStyle w:val="CodeChar"/>
-        </w:rPr>
-        <w:t xml:space="preserve">TRADE.LIB</w:t>
-      </w:r>
-      <w:r>
-        <w:t xml:space="preserve">)</w:t>
-      </w:r>
-    </w:p>
-    <w:p>
-      <w:pPr/>
-      <w:r>
-        <w:t xml:space="preserve">A trade attempt always costs one day (line 4900). The seven tradable goods and their unit values are oxen 20, clothing 10, bullets 0.10, wheels 10, axles 10, tongues 10 and food 0.20.</w:t>
       </w:r>
     </w:p>
     <w:p>
@@ -11172,34 +11499,31 @@
         </w:numPr>
       </w:pPr>
       <w:r>
-        <w:t xml:space="preserve">Draw the good wanted, </w:t>
-      </w:r>
-      <w:r>
-        <w:rPr>
-          <w:rStyle w:val="CodeChar"/>
-        </w:rPr>
-        <w:t xml:space="preserve">X = INT (RND (1) * 7)</w:t>
-      </w:r>
-      <w:r>
-        <w:t xml:space="preserve">, and the good offered, </w:t>
-      </w:r>
-      <w:r>
-        <w:rPr>
-          <w:rStyle w:val="CodeChar"/>
-        </w:rPr>
-        <w:t xml:space="preserve">Y</w:t>
-      </w:r>
-      <w:r>
-        <w:t xml:space="preserve">, the same way; if they match, </w:t>
-      </w:r>
-      <w:r>
-        <w:rPr>
-          <w:rStyle w:val="CodeChar"/>
-        </w:rPr>
-        <w:t xml:space="preserve">Y</w:t>
-      </w:r>
-      <w:r>
-        <w:t xml:space="preserve"> moves on by one, wrapping.</w:t>
+        <w:rPr>
+          <w:b/>
+        </w:rPr>
+        <w:t xml:space="preserve">Broken part</w:t>
+      </w:r>
+      <w:r>
+        <w:t xml:space="preserve"> (</w:t>
+      </w:r>
+      <w:r>
+        <w:rPr>
+          <w:rStyle w:val="CodeChar"/>
+        </w:rPr>
+        <w:t xml:space="preserve">PART.LIB</w:t>
+      </w:r>
+      <w:r>
+        <w:t xml:space="preserve">): the part is </w:t>
+      </w:r>
+      <w:r>
+        <w:rPr>
+          <w:rStyle w:val="CodeChar"/>
+        </w:rPr>
+        <w:t xml:space="preserve">INT (RND (1) * 3) + 5</w:t>
+      </w:r>
+      <w:r>
+        <w:t xml:space="preserve">. The player may try a repair, which succeeds half the time. Otherwise a spare is used; with no spare the player must trade for one.</w:t>
       </w:r>
     </w:p>
     <w:p>
@@ -11211,16 +11535,22 @@
         </w:numPr>
       </w:pPr>
       <w:r>
-        <w:t xml:space="preserve">Compute the exchange ratio </w:t>
-      </w:r>
-      <w:r>
-        <w:rPr>
-          <w:rStyle w:val="CodeChar"/>
-        </w:rPr>
-        <w:t xml:space="preserve">Z = ZX / (ZY * (1 + 1.2 * RND (1)))</w:t>
-      </w:r>
-      <w:r>
-        <w:t xml:space="preserve">, the value of the wanted good over the value of the offered good, worsened by a random factor between 1 and 2.2.</w:t>
+        <w:rPr>
+          <w:b/>
+        </w:rPr>
+        <w:t xml:space="preserve">Fire</w:t>
+      </w:r>
+      <w:r>
+        <w:t xml:space="preserve"> (</w:t>
+      </w:r>
+      <w:r>
+        <w:rPr>
+          <w:rStyle w:val="CodeChar"/>
+        </w:rPr>
+        <w:t xml:space="preserve">LF.LIB</w:t>
+      </w:r>
+      <w:r>
+        <w:t xml:space="preserve"> 50000): for each of clothing, bullets and the three kinds of parts, and then for food, there is a 50% chance of losing a random amount from 1 to all of it.</w:t>
       </w:r>
     </w:p>
     <w:p>
@@ -11232,34 +11562,22 @@
         </w:numPr>
       </w:pPr>
       <w:r>
-        <w:t xml:space="preserve">If </w:t>
-      </w:r>
-      <w:r>
-        <w:rPr>
-          <w:rStyle w:val="CodeChar"/>
-        </w:rPr>
-        <w:t xml:space="preserve">Z</w:t>
-      </w:r>
-      <w:r>
-        <w:t xml:space="preserve"> is 1 or more, the emigrant wants 1 unit and offers </w:t>
-      </w:r>
-      <w:r>
-        <w:rPr>
-          <w:rStyle w:val="CodeChar"/>
-        </w:rPr>
-        <w:t xml:space="preserve">INT (Z)</w:t>
-      </w:r>
-      <w:r>
-        <w:t xml:space="preserve">. If less, he wants </w:t>
-      </w:r>
-      <w:r>
-        <w:rPr>
-          <w:rStyle w:val="CodeChar"/>
-        </w:rPr>
-        <w:t xml:space="preserve">INT (1 / Z)</w:t>
-      </w:r>
-      <w:r>
-        <w:t xml:space="preserve"> and offers 1. A bullets-for-food pair is multiplied by 50 on both sides.</w:t>
+        <w:rPr>
+          <w:b/>
+        </w:rPr>
+        <w:t xml:space="preserve">Abandoned wagon</w:t>
+      </w:r>
+      <w:r>
+        <w:t xml:space="preserve"> (</w:t>
+      </w:r>
+      <w:r>
+        <w:rPr>
+          <w:rStyle w:val="CodeChar"/>
+        </w:rPr>
+        <w:t xml:space="preserve">LF.LIB</w:t>
+      </w:r>
+      <w:r>
+        <w:t xml:space="preserve"> 51000): for each of the same five items, a 50% chance of finding 1 to 3 (bullets: 21, 42 or 63). Parts are added only if the total stays within 3.</w:t>
       </w:r>
     </w:p>
     <w:p>
@@ -11271,16 +11589,22 @@
         </w:numPr>
       </w:pPr>
       <w:r>
-        <w:t xml:space="preserve">No offer is made if </w:t>
-      </w:r>
-      <w:r>
-        <w:rPr>
-          <w:rStyle w:val="CodeChar"/>
-        </w:rPr>
-        <w:t xml:space="preserve">RND (1) &gt; .95</w:t>
-      </w:r>
-      <w:r>
-        <w:t xml:space="preserve">, or if accepting would exceed a carrying limit (3 spare parts, 2,000 pounds of food, 20 oxen).</w:t>
+        <w:rPr>
+          <w:b/>
+        </w:rPr>
+        <w:t xml:space="preserve">Thief</w:t>
+      </w:r>
+      <w:r>
+        <w:t xml:space="preserve"> (</w:t>
+      </w:r>
+      <w:r>
+        <w:rPr>
+          <w:rStyle w:val="CodeChar"/>
+        </w:rPr>
+        <w:t xml:space="preserve">LF.LIB</w:t>
+      </w:r>
+      <w:r>
+        <w:t xml:space="preserve"> 52000): one of oxen, clothing, bullets or food is chosen, and a random amount from 1 up to the lesser of the holding and 100 is taken.</w:t>
       </w:r>
     </w:p>
     <w:p>
@@ -11289,6 +11613,243 @@
         <w:numPr>
           <w:ilvl w:val="0"/>
           <w:numId w:val="5"/>
+        </w:numPr>
+      </w:pPr>
+      <w:r>
+        <w:rPr>
+          <w:b/>
+        </w:rPr>
+        <w:t xml:space="preserve">Gravesite</w:t>
+      </w:r>
+      <w:r>
+        <w:t xml:space="preserve"> (line 450): the party passes a grave when it is on the same segment as a saved tombstone and has reached its recorded distance from the next landmark.</w:t>
+      </w:r>
+    </w:p>
+    <w:p>
+      <w:pPr>
+        <w:pStyle w:val="Heading2"/>
+      </w:pPr>
+      <w:r>
+        <w:t xml:space="preserve">9. Talking, trading, rivers and forts</w:t>
+      </w:r>
+    </w:p>
+    <w:p>
+      <w:pPr>
+        <w:pStyle w:val="Heading3"/>
+      </w:pPr>
+      <w:r>
+        <w:t xml:space="preserve">9.1 Talking to people (</w:t>
+      </w:r>
+      <w:r>
+        <w:rPr>
+          <w:rStyle w:val="CodeChar"/>
+        </w:rPr>
+        <w:t xml:space="preserve">TALK.LIB</w:t>
+      </w:r>
+      <w:r>
+        <w:t xml:space="preserve">)</w:t>
+      </w:r>
+    </w:p>
+    <w:p>
+      <w:pPr/>
+      <w:r>
+        <w:t xml:space="preserve">Each landmark has three monologues, stored as 256-byte records in </w:t>
+      </w:r>
+      <w:r>
+        <w:rPr>
+          <w:rStyle w:val="CodeChar"/>
+        </w:rPr>
+        <w:t xml:space="preserve">OREGON1.SEQ</w:t>
+      </w:r>
+      <w:r>
+        <w:t xml:space="preserve"> (landmarks 0 to 4) and </w:t>
+      </w:r>
+      <w:r>
+        <w:rPr>
+          <w:rStyle w:val="CodeChar"/>
+        </w:rPr>
+        <w:t xml:space="preserve">OREGON2.SEQ</w:t>
+      </w:r>
+      <w:r>
+        <w:t xml:space="preserve"> (landmarks 5 to 16). The record read is at byte offset </w:t>
+      </w:r>
+      <w:r>
+        <w:rPr>
+          <w:rStyle w:val="CodeChar"/>
+        </w:rPr>
+        <w:t xml:space="preserve">(LM - S * 5) * 768 + A * 256</w:t>
+      </w:r>
+      <w:r>
+        <w:t xml:space="preserve">, where </w:t>
+      </w:r>
+      <w:r>
+        <w:rPr>
+          <w:rStyle w:val="CodeChar"/>
+        </w:rPr>
+        <w:t xml:space="preserve">S</w:t>
+      </w:r>
+      <w:r>
+        <w:t xml:space="preserve"> is 0 or 1 for the disk side. </w:t>
+      </w:r>
+      <w:r>
+        <w:rPr>
+          <w:rStyle w:val="CodeChar"/>
+        </w:rPr>
+        <w:t xml:space="preserve">A</w:t>
+      </w:r>
+      <w:r>
+        <w:t xml:space="preserve"> starts as a random 0, 1 or 2 on arrival and advances by one, wrapping, each time the action menu is drawn (line 4030), so the three speakers come round in turn. Each record holds a speaker and text of up to 255 characters, with an overflow field for longer text.</w:t>
+      </w:r>
+    </w:p>
+    <w:p>
+      <w:pPr>
+        <w:pStyle w:val="Heading3"/>
+      </w:pPr>
+      <w:r>
+        <w:t xml:space="preserve">9.2 Trading (</w:t>
+      </w:r>
+      <w:r>
+        <w:rPr>
+          <w:rStyle w:val="CodeChar"/>
+        </w:rPr>
+        <w:t xml:space="preserve">TRADE.LIB</w:t>
+      </w:r>
+      <w:r>
+        <w:t xml:space="preserve">)</w:t>
+      </w:r>
+    </w:p>
+    <w:p>
+      <w:pPr/>
+      <w:r>
+        <w:t xml:space="preserve">A trade attempt always costs one day (line 4900). The seven tradable goods and their unit values are oxen 20, clothing 10, bullets 0.10, wheels 10, axles 10, tongues 10 and food 0.20.</w:t>
+      </w:r>
+    </w:p>
+    <w:p>
+      <w:pPr>
+        <w:pStyle w:val="ListParagraph"/>
+        <w:numPr>
+          <w:ilvl w:val="0"/>
+          <w:numId w:val="6"/>
+        </w:numPr>
+      </w:pPr>
+      <w:r>
+        <w:t xml:space="preserve">Draw the good wanted, </w:t>
+      </w:r>
+      <w:r>
+        <w:rPr>
+          <w:rStyle w:val="CodeChar"/>
+        </w:rPr>
+        <w:t xml:space="preserve">X = INT (RND (1) * 7)</w:t>
+      </w:r>
+      <w:r>
+        <w:t xml:space="preserve">, and the good offered, </w:t>
+      </w:r>
+      <w:r>
+        <w:rPr>
+          <w:rStyle w:val="CodeChar"/>
+        </w:rPr>
+        <w:t xml:space="preserve">Y</w:t>
+      </w:r>
+      <w:r>
+        <w:t xml:space="preserve">, the same way; if they match, </w:t>
+      </w:r>
+      <w:r>
+        <w:rPr>
+          <w:rStyle w:val="CodeChar"/>
+        </w:rPr>
+        <w:t xml:space="preserve">Y</w:t>
+      </w:r>
+      <w:r>
+        <w:t xml:space="preserve"> moves on by one, wrapping.</w:t>
+      </w:r>
+    </w:p>
+    <w:p>
+      <w:pPr>
+        <w:pStyle w:val="ListParagraph"/>
+        <w:numPr>
+          <w:ilvl w:val="0"/>
+          <w:numId w:val="6"/>
+        </w:numPr>
+      </w:pPr>
+      <w:r>
+        <w:t xml:space="preserve">Compute the exchange ratio </w:t>
+      </w:r>
+      <w:r>
+        <w:rPr>
+          <w:rStyle w:val="CodeChar"/>
+        </w:rPr>
+        <w:t xml:space="preserve">Z = ZX / (ZY * (1 + 1.2 * RND (1)))</w:t>
+      </w:r>
+      <w:r>
+        <w:t xml:space="preserve">, the value of the wanted good over the value of the offered good, worsened by a random factor between 1 and 2.2.</w:t>
+      </w:r>
+    </w:p>
+    <w:p>
+      <w:pPr>
+        <w:pStyle w:val="ListParagraph"/>
+        <w:numPr>
+          <w:ilvl w:val="0"/>
+          <w:numId w:val="6"/>
+        </w:numPr>
+      </w:pPr>
+      <w:r>
+        <w:t xml:space="preserve">If </w:t>
+      </w:r>
+      <w:r>
+        <w:rPr>
+          <w:rStyle w:val="CodeChar"/>
+        </w:rPr>
+        <w:t xml:space="preserve">Z</w:t>
+      </w:r>
+      <w:r>
+        <w:t xml:space="preserve"> is 1 or more, the emigrant wants 1 unit and offers </w:t>
+      </w:r>
+      <w:r>
+        <w:rPr>
+          <w:rStyle w:val="CodeChar"/>
+        </w:rPr>
+        <w:t xml:space="preserve">INT (Z)</w:t>
+      </w:r>
+      <w:r>
+        <w:t xml:space="preserve">. If less, he wants </w:t>
+      </w:r>
+      <w:r>
+        <w:rPr>
+          <w:rStyle w:val="CodeChar"/>
+        </w:rPr>
+        <w:t xml:space="preserve">INT (1 / Z)</w:t>
+      </w:r>
+      <w:r>
+        <w:t xml:space="preserve"> and offers 1. A bullets-for-food pair is multiplied by 50 on both sides.</w:t>
+      </w:r>
+    </w:p>
+    <w:p>
+      <w:pPr>
+        <w:pStyle w:val="ListParagraph"/>
+        <w:numPr>
+          <w:ilvl w:val="0"/>
+          <w:numId w:val="6"/>
+        </w:numPr>
+      </w:pPr>
+      <w:r>
+        <w:t xml:space="preserve">No offer is made if </w:t>
+      </w:r>
+      <w:r>
+        <w:rPr>
+          <w:rStyle w:val="CodeChar"/>
+        </w:rPr>
+        <w:t xml:space="preserve">RND (1) &gt; .95</w:t>
+      </w:r>
+      <w:r>
+        <w:t xml:space="preserve">, or if accepting would exceed a carrying limit (3 spare parts, 2,000 pounds of food, 20 oxen).</w:t>
+      </w:r>
+    </w:p>
+    <w:p>
+      <w:pPr>
+        <w:pStyle w:val="ListParagraph"/>
+        <w:numPr>
+          <w:ilvl w:val="0"/>
+          <w:numId w:val="6"/>
         </w:numPr>
       </w:pPr>
       <w:r>
@@ -11818,7 +12379,7 @@
           <w:p>
             <w:pPr/>
             <w:r>
-              <w:t xml:space="preserve">Safe on a smooth bottom. Muddy: 40% chance of sticking, lose 1 day. Rough: 16% chance of tipping, then each good has a 10% to 40% chance of a random loss.</w:t>
+              <w:t xml:space="preserve">Safe on a smooth bottom. Muddy: 40% chance of sticking, lose 1 day. Rough: 16% chance of tipping, then one loss chance between 10% and 40% is drawn once and applied to each good in turn.</w:t>
             </w:r>
           </w:p>
         </w:tc>
@@ -14430,7 +14991,7 @@
         <w:pStyle w:val="ListParagraph"/>
         <w:numPr>
           <w:ilvl w:val="0"/>
-          <w:numId w:val="6"/>
+          <w:numId w:val="7"/>
         </w:numPr>
       </w:pPr>
       <w:r>
@@ -14466,7 +15027,7 @@
         <w:pStyle w:val="ListParagraph"/>
         <w:numPr>
           <w:ilvl w:val="0"/>
-          <w:numId w:val="6"/>
+          <w:numId w:val="7"/>
         </w:numPr>
       </w:pPr>
       <w:r>
@@ -14493,7 +15054,7 @@
         <w:pStyle w:val="ListParagraph"/>
         <w:numPr>
           <w:ilvl w:val="0"/>
-          <w:numId w:val="6"/>
+          <w:numId w:val="7"/>
         </w:numPr>
       </w:pPr>
       <w:r>
@@ -14511,7 +15072,7 @@
         <w:pStyle w:val="ListParagraph"/>
         <w:numPr>
           <w:ilvl w:val="0"/>
-          <w:numId w:val="6"/>
+          <w:numId w:val="7"/>
         </w:numPr>
       </w:pPr>
       <w:r>
@@ -14967,7 +15528,7 @@
         <w:pStyle w:val="ListParagraph"/>
         <w:numPr>
           <w:ilvl w:val="0"/>
-          <w:numId w:val="7"/>
+          <w:numId w:val="8"/>
         </w:numPr>
       </w:pPr>
       <w:r>
@@ -14994,7 +15555,7 @@
         <w:pStyle w:val="ListParagraph"/>
         <w:numPr>
           <w:ilvl w:val="0"/>
-          <w:numId w:val="7"/>
+          <w:numId w:val="8"/>
         </w:numPr>
       </w:pPr>
       <w:r>
@@ -15012,7 +15573,7 @@
         <w:pStyle w:val="ListParagraph"/>
         <w:numPr>
           <w:ilvl w:val="0"/>
-          <w:numId w:val="7"/>
+          <w:numId w:val="8"/>
         </w:numPr>
       </w:pPr>
       <w:r>
@@ -15791,7 +16352,7 @@
         <w:t xml:space="preserve">ROM routines called from Python.</w:t>
       </w:r>
       <w:r>
-        <w:t xml:space="preserve"> Load the Applesoft ROM into a 6502 emulator such as py65 and call its routines for every numeric operation: the operator entries FADDT (E7C1), FSUBT (E7AA), FMULTT (E982) and FDIVT (EA69), </w:t>
+        <w:t xml:space="preserve"> Load the Applesoft ROM into a 6502 emulator such as py65 and call its routines for every numeric operation: the arithmetic entries FADD (E7BE), FSUB (E7A7), FMULT (E97F) and FDIV (EA66), </w:t>
       </w:r>
       <w:r>
         <w:rPr>
@@ -15818,7 +16379,7 @@
         <w:t xml:space="preserve">RND</w:t>
       </w:r>
       <w:r>
-        <w:t xml:space="preserve"> (EFAE), and the conversion and formatting routines. The Python program holds only the game's control flow and passes five-byte values, never host floats. This gives the original arithmetic but still requires a faithful transcription of the BASIC, including the order of operations inside each expression, and it cannot cover the machine-language parts.</w:t>
+        <w:t xml:space="preserve"> (EFAE), and the conversion and formatting routines. The Python program holds only the game's control flow and passes five-byte values, never host floats. This gives the original arithmetic but still requires a faithful transcription of the BASIC, including the order of operations inside each expression, and it cannot cover the machine-language parts. The four entries named above take the second operand from memory and set up the comparison of signs themselves; FSUB computes the memory operand minus the accumulator and FDIV the memory operand divided by the accumulator. The inner entries three bytes later (FADDT at E7C1, FSUBT at E7AA, FMULTT at E982, FDIVT at EA69) are the ones the expression evaluator jumps to. They give wrong signs, or skip the operation altogether, unless the caller has first set the processor's zero flag from the accumulator's exponent and the sign-comparison byte at AB, as the evaluator does. The working accumulator also differs from a stored variable: it holds the leading 1 of the significand explicitly and keeps the sign in a separate byte at A2.</w:t>
       </w:r>
     </w:p>
     <w:p>
@@ -15838,7 +16399,7 @@
     <w:p>
       <w:pPr/>
       <w:r>
-        <w:t xml:space="preserve">The statements in 12.2 and 12.3 come from the published commented disassembly of the ROM (Sander-Cederlof, n.d.). Neither approach in 12.5 has yet been run for this paper. The next step is to execute the ROM and confirm three things: the stored bytes of the game's constants, the first values of </w:t>
+        <w:t xml:space="preserve">The statements in 12.2 and 12.3 come from the published commented disassembly of the ROM (Sander-Cederlof, n.d.). The second approach in 12.5 has been implemented in a Python rebuild of the game written from this paper, which executes an Apple IIe ROM image under py65 for its arithmetic and for </w:t>
       </w:r>
       <w:r>
         <w:rPr>
@@ -15847,7 +16408,208 @@
         <w:t xml:space="preserve">RND</w:t>
       </w:r>
       <w:r>
-        <w:t xml:space="preserve"> for a known seed, and a day-by-day comparison of state against the running game.</w:t>
+        <w:t xml:space="preserve">. The results in this subsection were recorded by that implementation. They agree with 12.2 and 12.3. Full emulation of the original game has not been run, so no day-by-day comparison with the running game exists yet (Appendix H).</w:t>
+      </w:r>
+    </w:p>
+    <w:p>
+      <w:pPr/>
+      <w:r>
+        <w:rPr>
+          <w:b/>
+        </w:rPr>
+        <w:t xml:space="preserve">The </w:t>
+      </w:r>
+      <w:r>
+        <w:rPr>
+          <w:rStyle w:val="CodeChar"/>
+          <w:b/>
+        </w:rPr>
+        <w:t xml:space="preserve">RND</w:t>
+      </w:r>
+      <w:r>
+        <w:rPr>
+          <w:b/>
+        </w:rPr>
+        <w:t xml:space="preserve"> constants.</w:t>
+      </w:r>
+      <w:r>
+        <w:t xml:space="preserve"> The four stored bytes of the multiplier at EFA6 are </w:t>
+      </w:r>
+      <w:r>
+        <w:rPr>
+          <w:rStyle w:val="CodeChar"/>
+        </w:rPr>
+        <w:t xml:space="preserve">98 35 44 7A</w:t>
+      </w:r>
+      <w:r>
+        <w:t xml:space="preserve"> and those of the addend at EFAA are </w:t>
+      </w:r>
+      <w:r>
+        <w:rPr>
+          <w:rStyle w:val="CodeChar"/>
+        </w:rPr>
+        <w:t xml:space="preserve">68 28 B1 46</w:t>
+      </w:r>
+      <w:r>
+        <w:t xml:space="preserve">. Read as five-byte values they become </w:t>
+      </w:r>
+      <w:r>
+        <w:rPr>
+          <w:rStyle w:val="CodeChar"/>
+        </w:rPr>
+        <w:t xml:space="preserve">98 35 44 7A 68</w:t>
+      </w:r>
+      <w:r>
+        <w:t xml:space="preserve"> and </w:t>
+      </w:r>
+      <w:r>
+        <w:rPr>
+          <w:rStyle w:val="CodeChar"/>
+        </w:rPr>
+        <w:t xml:space="preserve">68 28 B1 46 20</w:t>
+      </w:r>
+      <w:r>
+        <w:t xml:space="preserve">: the multiplier borrows the first byte of the addend, and the addend borrows </w:t>
+      </w:r>
+      <w:r>
+        <w:rPr>
+          <w:rStyle w:val="CodeChar"/>
+        </w:rPr>
+        <w:t xml:space="preserve">20</w:t>
+      </w:r>
+      <w:r>
+        <w:t xml:space="preserve">, the opcode of the </w:t>
+      </w:r>
+      <w:r>
+        <w:rPr>
+          <w:rStyle w:val="CodeChar"/>
+        </w:rPr>
+        <w:t xml:space="preserve">JSR</w:t>
+      </w:r>
+      <w:r>
+        <w:t xml:space="preserve"> instruction with which the routine itself begins at EFAE. As read, the multiplier is about 1.19 × 10^7 and the addend about 3.9 × 10^-8, which is why the addition has almost no effect.</w:t>
+      </w:r>
+    </w:p>
+    <w:p>
+      <w:pPr/>
+      <w:r>
+        <w:rPr>
+          <w:b/>
+        </w:rPr>
+        <w:t xml:space="preserve">A reference sequence.</w:t>
+      </w:r>
+      <w:r>
+        <w:t xml:space="preserve"> With the seed bytes at C9 to CD set to </w:t>
+      </w:r>
+      <w:r>
+        <w:rPr>
+          <w:rStyle w:val="CodeChar"/>
+        </w:rPr>
+        <w:t xml:space="preserve">81 00 00 00 00</w:t>
+      </w:r>
+      <w:r>
+        <w:t xml:space="preserve">, fifteen consecutive calls of </w:t>
+      </w:r>
+      <w:r>
+        <w:rPr>
+          <w:rStyle w:val="CodeChar"/>
+        </w:rPr>
+        <w:t xml:space="preserve">RND (1)</w:t>
+      </w:r>
+      <w:r>
+        <w:t xml:space="preserve"> return the values below, to ten decimal places, and leave the seed at </w:t>
+      </w:r>
+      <w:r>
+        <w:rPr>
+          <w:rStyle w:val="CodeChar"/>
+        </w:rPr>
+        <w:t xml:space="preserve">7F 11 0D 1F 95</w:t>
+      </w:r>
+      <w:r>
+        <w:t xml:space="preserve">. The first value can be checked by hand: the seed is 1, the product has the significand bytes </w:t>
+      </w:r>
+      <w:r>
+        <w:rPr>
+          <w:rStyle w:val="CodeChar"/>
+        </w:rPr>
+        <w:t xml:space="preserve">B5 44 7A 68</w:t>
+      </w:r>
+      <w:r>
+        <w:t xml:space="preserve">, and exchanging the first and last gives </w:t>
+      </w:r>
+      <w:r>
+        <w:rPr>
+          <w:rStyle w:val="CodeChar"/>
+        </w:rPr>
+        <w:t xml:space="preserve">68 44 7A B5</w:t>
+      </w:r>
+      <w:r>
+        <w:t xml:space="preserve">, which is 0.4072949117.</w:t>
+      </w:r>
+    </w:p>
+    <w:p>
+      <w:pPr>
+        <w:pStyle w:val="Code"/>
+      </w:pPr>
+      <w:r>
+        <w:t xml:space="preserve">0.4072949117  0.6080416190  0.2595170654  0.0826876603  0.3586615882</w:t>
+        <w:br/>
+        <w:t xml:space="preserve">0.9610444016  0.5672113707  0.6001326921  0.3342543155  0.6068662971</w:t>
+        <w:br/>
+        <w:t xml:space="preserve">0.6758213558  0.3164409971  0.0368823348  0.0349148413  0.2833032483</w:t>
+      </w:r>
+    </w:p>
+    <w:p>
+      <w:pPr/>
+      <w:r>
+        <w:rPr>
+          <w:b/>
+        </w:rPr>
+        <w:t xml:space="preserve">Decimal constants.</w:t>
+      </w:r>
+      <w:r>
+        <w:t xml:space="preserve"> Converted by the ROM, the constants the game uses most are stored as follows. None of them except .5 is the value a host language holds for the same decimal.</w:t>
+      </w:r>
+    </w:p>
+    <w:p>
+      <w:pPr>
+        <w:pStyle w:val="Code"/>
+      </w:pPr>
+      <w:r>
+        <w:t xml:space="preserve">.5   80 00 00 00 00</w:t>
+        <w:br/>
+        <w:t xml:space="preserve">.8   80 4C CC CC CD</w:t>
+        <w:br/>
+        <w:t xml:space="preserve">.9   80 66 66 66 66</w:t>
+        <w:br/>
+        <w:t xml:space="preserve">.2   7E 4C CC CC CD</w:t>
+        <w:br/>
+        <w:t xml:space="preserve">.1   7D 4C CC CC CD</w:t>
+      </w:r>
+    </w:p>
+    <w:p>
+      <w:pPr/>
+      <w:r>
+        <w:rPr>
+          <w:rStyle w:val="CodeChar"/>
+          <w:b/>
+        </w:rPr>
+        <w:t xml:space="preserve">INT</w:t>
+      </w:r>
+      <w:r>
+        <w:rPr>
+          <w:b/>
+        </w:rPr>
+        <w:t xml:space="preserve">.</w:t>
+      </w:r>
+      <w:r>
+        <w:t xml:space="preserve"> The routine at EC23 rounds down for negative values: -2.7 gives -3 and -0.5 gives -1.</w:t>
+      </w:r>
+    </w:p>
+    <w:p>
+      <w:pPr/>
+      <w:r>
+        <w:t xml:space="preserve">Three things remain open in that implementation, and each is a possible source of divergence from the original: the conversion of numbers to and from text still uses host code, not the ROM's routines; the extension byte is not carried from one operator to the next inside an expression; and the random draws made by the river-crossing animation (Appendix G) are not made. The decisive test is still a day-by-day comparison of state, including the seed bytes, against the original game running in an emulator.</w:t>
       </w:r>
     </w:p>
     <w:p>
@@ -15861,7 +16623,7 @@
     <w:p>
       <w:pPr/>
       <w:r>
-        <w:t xml:space="preserve">Nine behaviours of the shipped code are probably unintended. A faithful replica reproduces them; full emulation reproduces them automatically.</w:t>
+        <w:t xml:space="preserve">Eleven behaviours of the shipped code are probably unintended. A faithful replica reproduces them; full emulation reproduces them automatically.</w:t>
       </w:r>
     </w:p>
     <w:p>
@@ -16303,6 +17065,76 @@
             <w:pPr/>
             <w:r>
               <w:t xml:space="preserve">Line 3255</w:t>
+            </w:r>
+          </w:p>
+        </w:tc>
+      </w:tr>
+      <w:tr>
+        <w:tc>
+          <w:tcPr>
+            <w:tcW w:w="3120" w:type="dxa"/>
+          </w:tcPr>
+          <w:p>
+            <w:pPr/>
+            <w:r>
+              <w:t xml:space="preserve">An accepted trade rounds the holding of the item given away to a whole number</w:t>
+            </w:r>
+          </w:p>
+        </w:tc>
+        <w:tc>
+          <w:tcPr>
+            <w:tcW w:w="3120" w:type="dxa"/>
+          </w:tcPr>
+          <w:p>
+            <w:pPr/>
+            <w:r>
+              <w:t xml:space="preserve">The holding is rounded to the nearest whole number for the test of whether the player has enough, and the rounded figure, less the amount traded, is then stored back. A party with 5.5 oxen that trades 1 away is left with 5, not 4.5</w:t>
+            </w:r>
+          </w:p>
+        </w:tc>
+        <w:tc>
+          <w:tcPr>
+            <w:tcW w:w="3120" w:type="dxa"/>
+          </w:tcPr>
+          <w:p>
+            <w:pPr/>
+            <w:r>
+              <w:t xml:space="preserve">TRADE.LIB 50011 and 50035</w:t>
+            </w:r>
+          </w:p>
+        </w:tc>
+      </w:tr>
+      <w:tr>
+        <w:tc>
+          <w:tcPr>
+            <w:tcW w:w="3120" w:type="dxa"/>
+          </w:tcPr>
+          <w:p>
+            <w:pPr/>
+            <w:r>
+              <w:t xml:space="preserve">A thief can steal nothing and the message names no item</w:t>
+            </w:r>
+          </w:p>
+        </w:tc>
+        <w:tc>
+          <w:tcPr>
+            <w:tcW w:w="3120" w:type="dxa"/>
+          </w:tcPr>
+          <w:p>
+            <w:pPr/>
+            <w:r>
+              <w:t xml:space="preserve">If the party has none of the item chosen, nothing is taken, but the message is still printed. It ends with whatever text was last left in the first element of the shared text array, which is normally empty, giving "steals ."</w:t>
+            </w:r>
+          </w:p>
+        </w:tc>
+        <w:tc>
+          <w:tcPr>
+            <w:tcW w:w="3120" w:type="dxa"/>
+          </w:tcPr>
+          <w:p>
+            <w:pPr/>
+            <w:r>
+              <w:t xml:space="preserve">LF.LIB 52010 and 52030</w:t>
             </w:r>
           </w:p>
         </w:tc>
@@ -19115,10 +19947,7 @@
     <w:abstractNumId w:val="0"/>
   </w:num>
   <w:num w:numId="2">
-    <w:abstractNumId w:val="1"/>
-    <w:lvlOverride w:ilvl="0">
-      <w:startOverride w:val="1"/>
-    </w:lvlOverride>
+    <w:abstractNumId w:val="0"/>
   </w:num>
   <w:num w:numId="3">
     <w:abstractNumId w:val="1"/>
@@ -19127,18 +19956,24 @@
     </w:lvlOverride>
   </w:num>
   <w:num w:numId="4">
-    <w:abstractNumId w:val="0"/>
-  </w:num>
-  <w:num w:numId="5">
     <w:abstractNumId w:val="1"/>
     <w:lvlOverride w:ilvl="0">
       <w:startOverride w:val="1"/>
     </w:lvlOverride>
   </w:num>
-  <w:num w:numId="6">
+  <w:num w:numId="5">
     <w:abstractNumId w:val="0"/>
   </w:num>
+  <w:num w:numId="6">
+    <w:abstractNumId w:val="1"/>
+    <w:lvlOverride w:ilvl="0">
+      <w:startOverride w:val="1"/>
+    </w:lvlOverride>
+  </w:num>
   <w:num w:numId="7">
+    <w:abstractNumId w:val="0"/>
+  </w:num>
+  <w:num w:numId="8">
     <w:abstractNumId w:val="0"/>
   </w:num>
 </w:numbering>
